--- a/tarea-10/solucion-tarea-10.docx
+++ b/tarea-10/solucion-tarea-10.docx
@@ -188,7 +188,7 @@
           <w:lang w:val="en-GB"/>
         </w:rPr>
         <w:drawing>
-          <wp:inline distT="0" distB="0" distL="0" distR="0" wp14:anchorId="0C51D74E" wp14:editId="64ADA3DB">
+          <wp:inline distT="0" distB="0" distL="0" distR="0" wp14:anchorId="0C51D74E" wp14:editId="5E15F84B">
             <wp:extent cx="5384800" cy="2438400"/>
             <wp:effectExtent l="0" t="0" r="6350" b="0"/>
             <wp:docPr id="1109664403" name="Imagen 1"/>
@@ -911,17 +911,33 @@
     </w:p>
     <w:p>
       <w:pPr>
-        <w:pStyle w:val="Sinespaciado"/>
-        <w:rPr>
-          <w:sz w:val="22"/>
-          <w:szCs w:val="22"/>
-        </w:rPr>
-      </w:pPr>
-      <w:r>
-        <w:rPr>
-          <w:sz w:val="22"/>
-          <w:szCs w:val="22"/>
-        </w:rPr>
+        <w:rPr>
+          <w:sz w:val="22"/>
+          <w:szCs w:val="22"/>
+        </w:rPr>
+      </w:pPr>
+      <w:r>
+        <w:rPr>
+          <w:sz w:val="22"/>
+          <w:szCs w:val="22"/>
+        </w:rPr>
+        <w:br w:type="page"/>
+      </w:r>
+    </w:p>
+    <w:p>
+      <w:pPr>
+        <w:pStyle w:val="Sinespaciado"/>
+        <w:rPr>
+          <w:sz w:val="22"/>
+          <w:szCs w:val="22"/>
+        </w:rPr>
+      </w:pPr>
+      <w:r>
+        <w:rPr>
+          <w:sz w:val="22"/>
+          <w:szCs w:val="22"/>
+        </w:rPr>
+        <w:lastRenderedPageBreak/>
         <w:t>6. Filtros de catástrofes</w:t>
       </w:r>
     </w:p>
@@ -937,7 +953,6 @@
         <w:rPr>
           <w:noProof/>
         </w:rPr>
-        <w:lastRenderedPageBreak/>
         <w:drawing>
           <wp:inline distT="0" distB="0" distL="0" distR="0" wp14:anchorId="51161302" wp14:editId="56E41F53">
             <wp:extent cx="3457575" cy="4743450"/>
@@ -1087,15 +1102,6 @@
         </w:rPr>
         <w:br w:type="page"/>
       </w:r>
-    </w:p>
-    <w:p>
-      <w:pPr>
-        <w:pStyle w:val="Sinespaciado"/>
-        <w:rPr>
-          <w:sz w:val="22"/>
-          <w:szCs w:val="22"/>
-        </w:rPr>
-      </w:pPr>
       <w:r>
         <w:rPr>
           <w:sz w:val="22"/>
@@ -1509,17 +1515,860 @@
           <w:sz w:val="22"/>
           <w:szCs w:val="22"/>
         </w:rPr>
-        <w:t>13. Cruzamos las tablas deslizamientos con país (fase 4)</w:t>
-      </w:r>
-    </w:p>
-    <w:p>
-      <w:pPr>
-        <w:pStyle w:val="Sinespaciado"/>
-        <w:rPr>
-          <w:sz w:val="22"/>
-          <w:szCs w:val="22"/>
-        </w:rPr>
-      </w:pPr>
+        <w:t>13. Cruzamos las tablas deslizamientos con país</w:t>
+      </w:r>
+    </w:p>
+    <w:p>
+      <w:pPr>
+        <w:pStyle w:val="Sinespaciado"/>
+        <w:rPr>
+          <w:sz w:val="22"/>
+          <w:szCs w:val="22"/>
+        </w:rPr>
+      </w:pPr>
+      <w:r>
+        <w:rPr>
+          <w:noProof/>
+          <w:sz w:val="22"/>
+          <w:szCs w:val="22"/>
+        </w:rPr>
+        <w:drawing>
+          <wp:inline distT="0" distB="0" distL="0" distR="0" wp14:anchorId="0D13D2F7" wp14:editId="555990F2">
+            <wp:extent cx="3906086" cy="4191000"/>
+            <wp:effectExtent l="0" t="0" r="0" b="0"/>
+            <wp:docPr id="280629141" name="Imagen 1"/>
+            <wp:cNvGraphicFramePr>
+              <a:graphicFrameLocks xmlns:a="http://schemas.openxmlformats.org/drawingml/2006/main" noChangeAspect="1"/>
+            </wp:cNvGraphicFramePr>
+            <a:graphic xmlns:a="http://schemas.openxmlformats.org/drawingml/2006/main">
+              <a:graphicData uri="http://schemas.openxmlformats.org/drawingml/2006/picture">
+                <pic:pic xmlns:pic="http://schemas.openxmlformats.org/drawingml/2006/picture">
+                  <pic:nvPicPr>
+                    <pic:cNvPr id="0" name="Picture 1"/>
+                    <pic:cNvPicPr>
+                      <a:picLocks noChangeAspect="1" noChangeArrowheads="1"/>
+                    </pic:cNvPicPr>
+                  </pic:nvPicPr>
+                  <pic:blipFill>
+                    <a:blip r:embed="rId20">
+                      <a:extLst>
+                        <a:ext uri="{28A0092B-C50C-407E-A947-70E740481C1C}">
+                          <a14:useLocalDpi xmlns:a14="http://schemas.microsoft.com/office/drawing/2010/main" val="0"/>
+                        </a:ext>
+                      </a:extLst>
+                    </a:blip>
+                    <a:srcRect/>
+                    <a:stretch>
+                      <a:fillRect/>
+                    </a:stretch>
+                  </pic:blipFill>
+                  <pic:spPr bwMode="auto">
+                    <a:xfrm>
+                      <a:off x="0" y="0"/>
+                      <a:ext cx="3922608" cy="4208727"/>
+                    </a:xfrm>
+                    <a:prstGeom prst="rect">
+                      <a:avLst/>
+                    </a:prstGeom>
+                    <a:noFill/>
+                    <a:ln>
+                      <a:noFill/>
+                    </a:ln>
+                  </pic:spPr>
+                </pic:pic>
+              </a:graphicData>
+            </a:graphic>
+          </wp:inline>
+        </w:drawing>
+      </w:r>
+    </w:p>
+    <w:p>
+      <w:pPr>
+        <w:rPr>
+          <w:sz w:val="22"/>
+          <w:szCs w:val="22"/>
+        </w:rPr>
+      </w:pPr>
+      <w:r>
+        <w:rPr>
+          <w:sz w:val="22"/>
+          <w:szCs w:val="22"/>
+        </w:rPr>
+        <w:br w:type="page"/>
+      </w:r>
+    </w:p>
+    <w:p>
+      <w:pPr>
+        <w:pStyle w:val="Sinespaciado"/>
+        <w:rPr>
+          <w:sz w:val="22"/>
+          <w:szCs w:val="22"/>
+        </w:rPr>
+      </w:pPr>
+      <w:r>
+        <w:rPr>
+          <w:sz w:val="22"/>
+          <w:szCs w:val="22"/>
+        </w:rPr>
+        <w:lastRenderedPageBreak/>
+        <w:t>14. Exportación de los datos</w:t>
+      </w:r>
+      <w:r>
+        <w:rPr>
+          <w:sz w:val="22"/>
+          <w:szCs w:val="22"/>
+        </w:rPr>
+        <w:t xml:space="preserve"> </w:t>
+      </w:r>
+      <w:r>
+        <w:rPr>
+          <w:sz w:val="22"/>
+          <w:szCs w:val="22"/>
+        </w:rPr>
+        <w:t xml:space="preserve"> </w:t>
+      </w:r>
+    </w:p>
+    <w:p>
+      <w:pPr>
+        <w:pStyle w:val="Sinespaciado"/>
+        <w:rPr>
+          <w:sz w:val="22"/>
+          <w:szCs w:val="22"/>
+        </w:rPr>
+      </w:pPr>
+      <w:r>
+        <w:rPr>
+          <w:noProof/>
+          <w:sz w:val="22"/>
+          <w:szCs w:val="22"/>
+        </w:rPr>
+        <w:drawing>
+          <wp:inline distT="0" distB="0" distL="0" distR="0" wp14:anchorId="6103E525" wp14:editId="08B4FAF0">
+            <wp:extent cx="2362637" cy="3841750"/>
+            <wp:effectExtent l="0" t="0" r="0" b="6350"/>
+            <wp:docPr id="1504441281" name="Imagen 4"/>
+            <wp:cNvGraphicFramePr>
+              <a:graphicFrameLocks xmlns:a="http://schemas.openxmlformats.org/drawingml/2006/main" noChangeAspect="1"/>
+            </wp:cNvGraphicFramePr>
+            <a:graphic xmlns:a="http://schemas.openxmlformats.org/drawingml/2006/main">
+              <a:graphicData uri="http://schemas.openxmlformats.org/drawingml/2006/picture">
+                <pic:pic xmlns:pic="http://schemas.openxmlformats.org/drawingml/2006/picture">
+                  <pic:nvPicPr>
+                    <pic:cNvPr id="0" name="Picture 4"/>
+                    <pic:cNvPicPr>
+                      <a:picLocks noChangeAspect="1" noChangeArrowheads="1"/>
+                    </pic:cNvPicPr>
+                  </pic:nvPicPr>
+                  <pic:blipFill>
+                    <a:blip r:embed="rId21">
+                      <a:extLst>
+                        <a:ext uri="{28A0092B-C50C-407E-A947-70E740481C1C}">
+                          <a14:useLocalDpi xmlns:a14="http://schemas.microsoft.com/office/drawing/2010/main" val="0"/>
+                        </a:ext>
+                      </a:extLst>
+                    </a:blip>
+                    <a:srcRect/>
+                    <a:stretch>
+                      <a:fillRect/>
+                    </a:stretch>
+                  </pic:blipFill>
+                  <pic:spPr bwMode="auto">
+                    <a:xfrm>
+                      <a:off x="0" y="0"/>
+                      <a:ext cx="2366468" cy="3847979"/>
+                    </a:xfrm>
+                    <a:prstGeom prst="rect">
+                      <a:avLst/>
+                    </a:prstGeom>
+                    <a:noFill/>
+                    <a:ln>
+                      <a:noFill/>
+                    </a:ln>
+                  </pic:spPr>
+                </pic:pic>
+              </a:graphicData>
+            </a:graphic>
+          </wp:inline>
+        </w:drawing>
+      </w:r>
+    </w:p>
+    <w:p>
+      <w:pPr>
+        <w:pStyle w:val="Sinespaciado"/>
+        <w:rPr>
+          <w:sz w:val="22"/>
+          <w:szCs w:val="22"/>
+        </w:rPr>
+      </w:pPr>
+    </w:p>
+    <w:p>
+      <w:pPr>
+        <w:pStyle w:val="Sinespaciado"/>
+        <w:rPr>
+          <w:sz w:val="22"/>
+          <w:szCs w:val="22"/>
+        </w:rPr>
+      </w:pPr>
+      <w:r>
+        <w:rPr>
+          <w:noProof/>
+          <w:sz w:val="22"/>
+          <w:szCs w:val="22"/>
+        </w:rPr>
+        <w:drawing>
+          <wp:inline distT="0" distB="0" distL="0" distR="0" wp14:anchorId="44FC48A4" wp14:editId="676BF450">
+            <wp:extent cx="5397500" cy="1574800"/>
+            <wp:effectExtent l="0" t="0" r="0" b="6350"/>
+            <wp:docPr id="992056698" name="Imagen 5"/>
+            <wp:cNvGraphicFramePr>
+              <a:graphicFrameLocks xmlns:a="http://schemas.openxmlformats.org/drawingml/2006/main" noChangeAspect="1"/>
+            </wp:cNvGraphicFramePr>
+            <a:graphic xmlns:a="http://schemas.openxmlformats.org/drawingml/2006/main">
+              <a:graphicData uri="http://schemas.openxmlformats.org/drawingml/2006/picture">
+                <pic:pic xmlns:pic="http://schemas.openxmlformats.org/drawingml/2006/picture">
+                  <pic:nvPicPr>
+                    <pic:cNvPr id="0" name="Picture 5"/>
+                    <pic:cNvPicPr>
+                      <a:picLocks noChangeAspect="1" noChangeArrowheads="1"/>
+                    </pic:cNvPicPr>
+                  </pic:nvPicPr>
+                  <pic:blipFill>
+                    <a:blip r:embed="rId22">
+                      <a:extLst>
+                        <a:ext uri="{28A0092B-C50C-407E-A947-70E740481C1C}">
+                          <a14:useLocalDpi xmlns:a14="http://schemas.microsoft.com/office/drawing/2010/main" val="0"/>
+                        </a:ext>
+                      </a:extLst>
+                    </a:blip>
+                    <a:srcRect/>
+                    <a:stretch>
+                      <a:fillRect/>
+                    </a:stretch>
+                  </pic:blipFill>
+                  <pic:spPr bwMode="auto">
+                    <a:xfrm>
+                      <a:off x="0" y="0"/>
+                      <a:ext cx="5397500" cy="1574800"/>
+                    </a:xfrm>
+                    <a:prstGeom prst="rect">
+                      <a:avLst/>
+                    </a:prstGeom>
+                    <a:noFill/>
+                    <a:ln>
+                      <a:noFill/>
+                    </a:ln>
+                  </pic:spPr>
+                </pic:pic>
+              </a:graphicData>
+            </a:graphic>
+          </wp:inline>
+        </w:drawing>
+      </w:r>
+    </w:p>
+    <w:p>
+      <w:pPr>
+        <w:rPr>
+          <w:sz w:val="22"/>
+          <w:szCs w:val="22"/>
+        </w:rPr>
+      </w:pPr>
+      <w:r>
+        <w:rPr>
+          <w:sz w:val="22"/>
+          <w:szCs w:val="22"/>
+        </w:rPr>
+        <w:br w:type="page"/>
+      </w:r>
+    </w:p>
+    <w:p>
+      <w:pPr>
+        <w:pStyle w:val="Sinespaciado"/>
+        <w:rPr>
+          <w:sz w:val="22"/>
+          <w:szCs w:val="22"/>
+        </w:rPr>
+      </w:pPr>
+      <w:r>
+        <w:rPr>
+          <w:sz w:val="22"/>
+          <w:szCs w:val="22"/>
+        </w:rPr>
+        <w:lastRenderedPageBreak/>
+        <w:t xml:space="preserve">PRACTICA </w:t>
+      </w:r>
+      <w:r>
+        <w:rPr>
+          <w:sz w:val="22"/>
+          <w:szCs w:val="22"/>
+        </w:rPr>
+        <w:t>SUCESOR DE KROOS</w:t>
+      </w:r>
+    </w:p>
+    <w:p>
+      <w:pPr>
+        <w:pStyle w:val="Sinespaciado"/>
+        <w:rPr>
+          <w:sz w:val="22"/>
+          <w:szCs w:val="22"/>
+        </w:rPr>
+      </w:pPr>
+      <w:r>
+        <w:rPr>
+          <w:sz w:val="22"/>
+          <w:szCs w:val="22"/>
+        </w:rPr>
+        <w:t xml:space="preserve">1. Creamos un archivo llamado limpiar_datos.py </w:t>
+      </w:r>
+    </w:p>
+    <w:p>
+      <w:pPr>
+        <w:pStyle w:val="Sinespaciado"/>
+        <w:rPr>
+          <w:sz w:val="22"/>
+          <w:szCs w:val="22"/>
+        </w:rPr>
+      </w:pPr>
+      <w:r>
+        <w:rPr>
+          <w:noProof/>
+          <w:sz w:val="22"/>
+          <w:szCs w:val="22"/>
+        </w:rPr>
+        <w:drawing>
+          <wp:inline distT="0" distB="0" distL="0" distR="0" wp14:anchorId="296901AC" wp14:editId="17EC0DA3">
+            <wp:extent cx="5391150" cy="3378200"/>
+            <wp:effectExtent l="0" t="0" r="0" b="0"/>
+            <wp:docPr id="1806928049" name="Imagen 1"/>
+            <wp:cNvGraphicFramePr>
+              <a:graphicFrameLocks xmlns:a="http://schemas.openxmlformats.org/drawingml/2006/main" noChangeAspect="1"/>
+            </wp:cNvGraphicFramePr>
+            <a:graphic xmlns:a="http://schemas.openxmlformats.org/drawingml/2006/main">
+              <a:graphicData uri="http://schemas.openxmlformats.org/drawingml/2006/picture">
+                <pic:pic xmlns:pic="http://schemas.openxmlformats.org/drawingml/2006/picture">
+                  <pic:nvPicPr>
+                    <pic:cNvPr id="0" name="Picture 1"/>
+                    <pic:cNvPicPr>
+                      <a:picLocks noChangeAspect="1" noChangeArrowheads="1"/>
+                    </pic:cNvPicPr>
+                  </pic:nvPicPr>
+                  <pic:blipFill>
+                    <a:blip r:embed="rId23">
+                      <a:extLst>
+                        <a:ext uri="{28A0092B-C50C-407E-A947-70E740481C1C}">
+                          <a14:useLocalDpi xmlns:a14="http://schemas.microsoft.com/office/drawing/2010/main" val="0"/>
+                        </a:ext>
+                      </a:extLst>
+                    </a:blip>
+                    <a:srcRect/>
+                    <a:stretch>
+                      <a:fillRect/>
+                    </a:stretch>
+                  </pic:blipFill>
+                  <pic:spPr bwMode="auto">
+                    <a:xfrm>
+                      <a:off x="0" y="0"/>
+                      <a:ext cx="5391150" cy="3378200"/>
+                    </a:xfrm>
+                    <a:prstGeom prst="rect">
+                      <a:avLst/>
+                    </a:prstGeom>
+                    <a:noFill/>
+                    <a:ln>
+                      <a:noFill/>
+                    </a:ln>
+                  </pic:spPr>
+                </pic:pic>
+              </a:graphicData>
+            </a:graphic>
+          </wp:inline>
+        </w:drawing>
+      </w:r>
+    </w:p>
+    <w:p>
+      <w:pPr>
+        <w:pStyle w:val="Sinespaciado"/>
+        <w:rPr>
+          <w:sz w:val="22"/>
+          <w:szCs w:val="22"/>
+        </w:rPr>
+      </w:pPr>
+    </w:p>
+    <w:p>
+      <w:pPr>
+        <w:pStyle w:val="Sinespaciado"/>
+        <w:rPr>
+          <w:sz w:val="22"/>
+          <w:szCs w:val="22"/>
+        </w:rPr>
+      </w:pPr>
+      <w:r>
+        <w:rPr>
+          <w:sz w:val="22"/>
+          <w:szCs w:val="22"/>
+        </w:rPr>
+        <w:t xml:space="preserve">2. </w:t>
+      </w:r>
+      <w:r>
+        <w:rPr>
+          <w:sz w:val="22"/>
+          <w:szCs w:val="22"/>
+        </w:rPr>
+        <w:t>Ejecutamos el archivo</w:t>
+      </w:r>
+    </w:p>
+    <w:p>
+      <w:pPr>
+        <w:pStyle w:val="Sinespaciado"/>
+        <w:rPr>
+          <w:sz w:val="22"/>
+          <w:szCs w:val="22"/>
+        </w:rPr>
+      </w:pPr>
+      <w:r>
+        <w:rPr>
+          <w:noProof/>
+        </w:rPr>
+        <w:drawing>
+          <wp:inline distT="0" distB="0" distL="0" distR="0" wp14:anchorId="4DC02A16" wp14:editId="5575695A">
+            <wp:extent cx="5400040" cy="521970"/>
+            <wp:effectExtent l="0" t="0" r="0" b="0"/>
+            <wp:docPr id="271313458" name="Imagen 1"/>
+            <wp:cNvGraphicFramePr>
+              <a:graphicFrameLocks xmlns:a="http://schemas.openxmlformats.org/drawingml/2006/main" noChangeAspect="1"/>
+            </wp:cNvGraphicFramePr>
+            <a:graphic xmlns:a="http://schemas.openxmlformats.org/drawingml/2006/main">
+              <a:graphicData uri="http://schemas.openxmlformats.org/drawingml/2006/picture">
+                <pic:pic xmlns:pic="http://schemas.openxmlformats.org/drawingml/2006/picture">
+                  <pic:nvPicPr>
+                    <pic:cNvPr id="271313458" name=""/>
+                    <pic:cNvPicPr/>
+                  </pic:nvPicPr>
+                  <pic:blipFill>
+                    <a:blip r:embed="rId24"/>
+                    <a:stretch>
+                      <a:fillRect/>
+                    </a:stretch>
+                  </pic:blipFill>
+                  <pic:spPr>
+                    <a:xfrm>
+                      <a:off x="0" y="0"/>
+                      <a:ext cx="5400040" cy="521970"/>
+                    </a:xfrm>
+                    <a:prstGeom prst="rect">
+                      <a:avLst/>
+                    </a:prstGeom>
+                  </pic:spPr>
+                </pic:pic>
+              </a:graphicData>
+            </a:graphic>
+          </wp:inline>
+        </w:drawing>
+      </w:r>
+    </w:p>
+    <w:p>
+      <w:pPr>
+        <w:pStyle w:val="Sinespaciado"/>
+        <w:rPr>
+          <w:sz w:val="22"/>
+          <w:szCs w:val="22"/>
+        </w:rPr>
+      </w:pPr>
+    </w:p>
+    <w:p>
+      <w:pPr>
+        <w:pStyle w:val="Sinespaciado"/>
+        <w:rPr>
+          <w:sz w:val="22"/>
+          <w:szCs w:val="22"/>
+        </w:rPr>
+      </w:pPr>
+      <w:r>
+        <w:rPr>
+          <w:sz w:val="22"/>
+          <w:szCs w:val="22"/>
+        </w:rPr>
+        <w:t xml:space="preserve">3. </w:t>
+      </w:r>
+      <w:r>
+        <w:rPr>
+          <w:sz w:val="22"/>
+          <w:szCs w:val="22"/>
+        </w:rPr>
+        <w:t>Creamos la carpeta en HDFS y subimos los archivos</w:t>
+      </w:r>
+    </w:p>
+    <w:p>
+      <w:pPr>
+        <w:pStyle w:val="Sinespaciado"/>
+        <w:rPr>
+          <w:sz w:val="22"/>
+          <w:szCs w:val="22"/>
+        </w:rPr>
+      </w:pPr>
+      <w:r>
+        <w:rPr>
+          <w:noProof/>
+          <w:sz w:val="22"/>
+          <w:szCs w:val="22"/>
+        </w:rPr>
+        <w:drawing>
+          <wp:inline distT="0" distB="0" distL="0" distR="0" wp14:anchorId="47E7AACC" wp14:editId="5217FD00">
+            <wp:extent cx="5391150" cy="2362200"/>
+            <wp:effectExtent l="0" t="0" r="0" b="0"/>
+            <wp:docPr id="735468310" name="Imagen 2"/>
+            <wp:cNvGraphicFramePr>
+              <a:graphicFrameLocks xmlns:a="http://schemas.openxmlformats.org/drawingml/2006/main" noChangeAspect="1"/>
+            </wp:cNvGraphicFramePr>
+            <a:graphic xmlns:a="http://schemas.openxmlformats.org/drawingml/2006/main">
+              <a:graphicData uri="http://schemas.openxmlformats.org/drawingml/2006/picture">
+                <pic:pic xmlns:pic="http://schemas.openxmlformats.org/drawingml/2006/picture">
+                  <pic:nvPicPr>
+                    <pic:cNvPr id="0" name="Picture 2"/>
+                    <pic:cNvPicPr>
+                      <a:picLocks noChangeAspect="1" noChangeArrowheads="1"/>
+                    </pic:cNvPicPr>
+                  </pic:nvPicPr>
+                  <pic:blipFill>
+                    <a:blip r:embed="rId25" cstate="print">
+                      <a:extLst>
+                        <a:ext uri="{28A0092B-C50C-407E-A947-70E740481C1C}">
+                          <a14:useLocalDpi xmlns:a14="http://schemas.microsoft.com/office/drawing/2010/main" val="0"/>
+                        </a:ext>
+                      </a:extLst>
+                    </a:blip>
+                    <a:srcRect/>
+                    <a:stretch>
+                      <a:fillRect/>
+                    </a:stretch>
+                  </pic:blipFill>
+                  <pic:spPr bwMode="auto">
+                    <a:xfrm>
+                      <a:off x="0" y="0"/>
+                      <a:ext cx="5391150" cy="2362200"/>
+                    </a:xfrm>
+                    <a:prstGeom prst="rect">
+                      <a:avLst/>
+                    </a:prstGeom>
+                    <a:noFill/>
+                    <a:ln>
+                      <a:noFill/>
+                    </a:ln>
+                  </pic:spPr>
+                </pic:pic>
+              </a:graphicData>
+            </a:graphic>
+          </wp:inline>
+        </w:drawing>
+      </w:r>
+    </w:p>
+    <w:p>
+      <w:pPr>
+        <w:pStyle w:val="Sinespaciado"/>
+        <w:rPr>
+          <w:sz w:val="22"/>
+          <w:szCs w:val="22"/>
+        </w:rPr>
+      </w:pPr>
+    </w:p>
+    <w:p>
+      <w:pPr>
+        <w:pStyle w:val="Sinespaciado"/>
+        <w:rPr>
+          <w:sz w:val="22"/>
+          <w:szCs w:val="22"/>
+        </w:rPr>
+      </w:pPr>
+      <w:r>
+        <w:rPr>
+          <w:sz w:val="22"/>
+          <w:szCs w:val="22"/>
+        </w:rPr>
+        <w:t>4</w:t>
+      </w:r>
+      <w:r>
+        <w:rPr>
+          <w:sz w:val="22"/>
+          <w:szCs w:val="22"/>
+        </w:rPr>
+        <w:t>. Nos conectamos a beeline</w:t>
+      </w:r>
+    </w:p>
+    <w:p>
+      <w:pPr>
+        <w:pStyle w:val="Sinespaciado"/>
+        <w:rPr>
+          <w:sz w:val="22"/>
+          <w:szCs w:val="22"/>
+        </w:rPr>
+      </w:pPr>
+      <w:r>
+        <w:rPr>
+          <w:noProof/>
+          <w:sz w:val="22"/>
+          <w:szCs w:val="22"/>
+        </w:rPr>
+        <w:drawing>
+          <wp:inline distT="0" distB="0" distL="0" distR="0" wp14:anchorId="05A9F359" wp14:editId="16AC93C7">
+            <wp:extent cx="5391150" cy="1187450"/>
+            <wp:effectExtent l="0" t="0" r="0" b="0"/>
+            <wp:docPr id="2145597472" name="Imagen 3"/>
+            <wp:cNvGraphicFramePr>
+              <a:graphicFrameLocks xmlns:a="http://schemas.openxmlformats.org/drawingml/2006/main" noChangeAspect="1"/>
+            </wp:cNvGraphicFramePr>
+            <a:graphic xmlns:a="http://schemas.openxmlformats.org/drawingml/2006/main">
+              <a:graphicData uri="http://schemas.openxmlformats.org/drawingml/2006/picture">
+                <pic:pic xmlns:pic="http://schemas.openxmlformats.org/drawingml/2006/picture">
+                  <pic:nvPicPr>
+                    <pic:cNvPr id="0" name="Picture 3"/>
+                    <pic:cNvPicPr>
+                      <a:picLocks noChangeAspect="1" noChangeArrowheads="1"/>
+                    </pic:cNvPicPr>
+                  </pic:nvPicPr>
+                  <pic:blipFill>
+                    <a:blip r:embed="rId26" cstate="print">
+                      <a:extLst>
+                        <a:ext uri="{28A0092B-C50C-407E-A947-70E740481C1C}">
+                          <a14:useLocalDpi xmlns:a14="http://schemas.microsoft.com/office/drawing/2010/main" val="0"/>
+                        </a:ext>
+                      </a:extLst>
+                    </a:blip>
+                    <a:srcRect/>
+                    <a:stretch>
+                      <a:fillRect/>
+                    </a:stretch>
+                  </pic:blipFill>
+                  <pic:spPr bwMode="auto">
+                    <a:xfrm>
+                      <a:off x="0" y="0"/>
+                      <a:ext cx="5391150" cy="1187450"/>
+                    </a:xfrm>
+                    <a:prstGeom prst="rect">
+                      <a:avLst/>
+                    </a:prstGeom>
+                    <a:noFill/>
+                    <a:ln>
+                      <a:noFill/>
+                    </a:ln>
+                  </pic:spPr>
+                </pic:pic>
+              </a:graphicData>
+            </a:graphic>
+          </wp:inline>
+        </w:drawing>
+      </w:r>
+    </w:p>
+    <w:p>
+      <w:pPr>
+        <w:pStyle w:val="Sinespaciado"/>
+        <w:rPr>
+          <w:sz w:val="22"/>
+          <w:szCs w:val="22"/>
+        </w:rPr>
+      </w:pPr>
+      <w:r>
+        <w:rPr>
+          <w:sz w:val="22"/>
+          <w:szCs w:val="22"/>
+        </w:rPr>
+        <w:lastRenderedPageBreak/>
+        <w:t>5. Creamos las tablas en Hive</w:t>
+      </w:r>
+    </w:p>
+    <w:p>
+      <w:pPr>
+        <w:pStyle w:val="Sinespaciado"/>
+        <w:rPr>
+          <w:sz w:val="22"/>
+          <w:szCs w:val="22"/>
+        </w:rPr>
+      </w:pPr>
+      <w:r>
+        <w:rPr>
+          <w:noProof/>
+        </w:rPr>
+        <w:drawing>
+          <wp:inline distT="0" distB="0" distL="0" distR="0" wp14:anchorId="0CA4D208" wp14:editId="1F16BF52">
+            <wp:extent cx="5400040" cy="2907665"/>
+            <wp:effectExtent l="0" t="0" r="0" b="6985"/>
+            <wp:docPr id="1686714700" name="Imagen 1"/>
+            <wp:cNvGraphicFramePr>
+              <a:graphicFrameLocks xmlns:a="http://schemas.openxmlformats.org/drawingml/2006/main" noChangeAspect="1"/>
+            </wp:cNvGraphicFramePr>
+            <a:graphic xmlns:a="http://schemas.openxmlformats.org/drawingml/2006/main">
+              <a:graphicData uri="http://schemas.openxmlformats.org/drawingml/2006/picture">
+                <pic:pic xmlns:pic="http://schemas.openxmlformats.org/drawingml/2006/picture">
+                  <pic:nvPicPr>
+                    <pic:cNvPr id="1686714700" name=""/>
+                    <pic:cNvPicPr/>
+                  </pic:nvPicPr>
+                  <pic:blipFill>
+                    <a:blip r:embed="rId27"/>
+                    <a:stretch>
+                      <a:fillRect/>
+                    </a:stretch>
+                  </pic:blipFill>
+                  <pic:spPr>
+                    <a:xfrm>
+                      <a:off x="0" y="0"/>
+                      <a:ext cx="5400040" cy="2907665"/>
+                    </a:xfrm>
+                    <a:prstGeom prst="rect">
+                      <a:avLst/>
+                    </a:prstGeom>
+                  </pic:spPr>
+                </pic:pic>
+              </a:graphicData>
+            </a:graphic>
+          </wp:inline>
+        </w:drawing>
+      </w:r>
+    </w:p>
+    <w:p>
+      <w:pPr>
+        <w:pStyle w:val="Sinespaciado"/>
+        <w:rPr>
+          <w:sz w:val="22"/>
+          <w:szCs w:val="22"/>
+        </w:rPr>
+      </w:pPr>
+    </w:p>
+    <w:p>
+      <w:pPr>
+        <w:pStyle w:val="Sinespaciado"/>
+        <w:rPr>
+          <w:sz w:val="22"/>
+          <w:szCs w:val="22"/>
+        </w:rPr>
+      </w:pPr>
+      <w:r>
+        <w:rPr>
+          <w:sz w:val="22"/>
+          <w:szCs w:val="22"/>
+        </w:rPr>
+        <w:t>6. Ejecutamos la consulta</w:t>
+      </w:r>
+    </w:p>
+    <w:p>
+      <w:pPr>
+        <w:pStyle w:val="Sinespaciado"/>
+        <w:rPr>
+          <w:sz w:val="22"/>
+          <w:szCs w:val="22"/>
+        </w:rPr>
+      </w:pPr>
+      <w:r>
+        <w:rPr>
+          <w:noProof/>
+        </w:rPr>
+        <w:drawing>
+          <wp:inline distT="0" distB="0" distL="0" distR="0" wp14:anchorId="77D7B0EB" wp14:editId="3955740E">
+            <wp:extent cx="5400040" cy="3475990"/>
+            <wp:effectExtent l="0" t="0" r="0" b="0"/>
+            <wp:docPr id="1142444946" name="Imagen 1"/>
+            <wp:cNvGraphicFramePr>
+              <a:graphicFrameLocks xmlns:a="http://schemas.openxmlformats.org/drawingml/2006/main" noChangeAspect="1"/>
+            </wp:cNvGraphicFramePr>
+            <a:graphic xmlns:a="http://schemas.openxmlformats.org/drawingml/2006/main">
+              <a:graphicData uri="http://schemas.openxmlformats.org/drawingml/2006/picture">
+                <pic:pic xmlns:pic="http://schemas.openxmlformats.org/drawingml/2006/picture">
+                  <pic:nvPicPr>
+                    <pic:cNvPr id="1142444946" name=""/>
+                    <pic:cNvPicPr/>
+                  </pic:nvPicPr>
+                  <pic:blipFill>
+                    <a:blip r:embed="rId28"/>
+                    <a:stretch>
+                      <a:fillRect/>
+                    </a:stretch>
+                  </pic:blipFill>
+                  <pic:spPr>
+                    <a:xfrm>
+                      <a:off x="0" y="0"/>
+                      <a:ext cx="5400040" cy="3475990"/>
+                    </a:xfrm>
+                    <a:prstGeom prst="rect">
+                      <a:avLst/>
+                    </a:prstGeom>
+                  </pic:spPr>
+                </pic:pic>
+              </a:graphicData>
+            </a:graphic>
+          </wp:inline>
+        </w:drawing>
+      </w:r>
+    </w:p>
+    <w:p>
+      <w:pPr>
+        <w:pStyle w:val="Sinespaciado"/>
+        <w:rPr>
+          <w:sz w:val="22"/>
+          <w:szCs w:val="22"/>
+        </w:rPr>
+      </w:pPr>
+    </w:p>
+    <w:p>
+      <w:pPr>
+        <w:pStyle w:val="Sinespaciado"/>
+        <w:rPr>
+          <w:sz w:val="22"/>
+          <w:szCs w:val="22"/>
+        </w:rPr>
+      </w:pPr>
+      <w:r>
+        <w:rPr>
+          <w:noProof/>
+          <w:sz w:val="22"/>
+          <w:szCs w:val="22"/>
+        </w:rPr>
+        <w:drawing>
+          <wp:inline distT="0" distB="0" distL="0" distR="0" wp14:anchorId="33BD9B06" wp14:editId="19224983">
+            <wp:extent cx="5397500" cy="1524000"/>
+            <wp:effectExtent l="0" t="0" r="0" b="0"/>
+            <wp:docPr id="889458811" name="Imagen 4"/>
+            <wp:cNvGraphicFramePr>
+              <a:graphicFrameLocks xmlns:a="http://schemas.openxmlformats.org/drawingml/2006/main" noChangeAspect="1"/>
+            </wp:cNvGraphicFramePr>
+            <a:graphic xmlns:a="http://schemas.openxmlformats.org/drawingml/2006/main">
+              <a:graphicData uri="http://schemas.openxmlformats.org/drawingml/2006/picture">
+                <pic:pic xmlns:pic="http://schemas.openxmlformats.org/drawingml/2006/picture">
+                  <pic:nvPicPr>
+                    <pic:cNvPr id="0" name="Picture 4"/>
+                    <pic:cNvPicPr>
+                      <a:picLocks noChangeAspect="1" noChangeArrowheads="1"/>
+                    </pic:cNvPicPr>
+                  </pic:nvPicPr>
+                  <pic:blipFill>
+                    <a:blip r:embed="rId29">
+                      <a:extLst>
+                        <a:ext uri="{28A0092B-C50C-407E-A947-70E740481C1C}">
+                          <a14:useLocalDpi xmlns:a14="http://schemas.microsoft.com/office/drawing/2010/main" val="0"/>
+                        </a:ext>
+                      </a:extLst>
+                    </a:blip>
+                    <a:srcRect/>
+                    <a:stretch>
+                      <a:fillRect/>
+                    </a:stretch>
+                  </pic:blipFill>
+                  <pic:spPr bwMode="auto">
+                    <a:xfrm>
+                      <a:off x="0" y="0"/>
+                      <a:ext cx="5397500" cy="1524000"/>
+                    </a:xfrm>
+                    <a:prstGeom prst="rect">
+                      <a:avLst/>
+                    </a:prstGeom>
+                    <a:noFill/>
+                    <a:ln>
+                      <a:noFill/>
+                    </a:ln>
+                  </pic:spPr>
+                </pic:pic>
+              </a:graphicData>
+            </a:graphic>
+          </wp:inline>
+        </w:drawing>
+      </w:r>
     </w:p>
     <w:sectPr>
       <w:pgSz w:w="11906" w:h="16838"/>
@@ -2134,6 +2983,7 @@
   <w:style w:type="character" w:default="1" w:styleId="Fuentedeprrafopredeter">
     <w:name w:val="Default Paragraph Font"/>
     <w:uiPriority w:val="1"/>
+    <w:semiHidden/>
     <w:unhideWhenUsed/>
   </w:style>
   <w:style w:type="table" w:default="1" w:styleId="Tablanormal">
